--- a/downloads/handouts/Unit 06/Handout 06.14 - Flowchart Builder and Station Card Template.docx
+++ b/downloads/handouts/Unit 06/Handout 06.14 - Flowchart Builder and Station Card Template.docx
@@ -885,8 +885,11 @@
       </w:r>
     </w:p>
     <w:p>
-      <w:r>
-        <w:br w:type="page"/>
+      <w:pPr>
+        <w:pStyle w:val="BodyText"/>
+      </w:pPr>
+      <w:r>
+        <w:t xml:space="preserve">________________________________________________________________________</w:t>
       </w:r>
     </w:p>
     <w:p>
@@ -1055,18 +1058,39 @@
       </w:r>
     </w:p>
     <w:p>
-      <w:r>
-        <w:br w:type="page"/>
-      </w:r>
-    </w:p>
-    <w:p>
-      <w:r>
-        <w:br w:type="page"/>
-      </w:r>
-    </w:p>
-    <w:p>
-      <w:r>
-        <w:br w:type="page"/>
+      <w:pPr>
+        <w:numPr>
+          <w:ilvl w:val="0"/>
+          <w:numId w:val="1003"/>
+        </w:numPr>
+        <w:pStyle w:val="Compact"/>
+      </w:pPr>
+      <w:r>
+        <w:t xml:space="preserve">________________________________________________________</w:t>
+      </w:r>
+    </w:p>
+    <w:p>
+      <w:pPr>
+        <w:numPr>
+          <w:ilvl w:val="0"/>
+          <w:numId w:val="1003"/>
+        </w:numPr>
+        <w:pStyle w:val="Compact"/>
+      </w:pPr>
+      <w:r>
+        <w:t xml:space="preserve">________________________________________________________</w:t>
+      </w:r>
+    </w:p>
+    <w:p>
+      <w:pPr>
+        <w:numPr>
+          <w:ilvl w:val="0"/>
+          <w:numId w:val="1003"/>
+        </w:numPr>
+        <w:pStyle w:val="Compact"/>
+      </w:pPr>
+      <w:r>
+        <w:t xml:space="preserve">________________________________________________________</w:t>
       </w:r>
     </w:p>
     <w:p>
@@ -1087,8 +1111,11 @@
       </w:r>
     </w:p>
     <w:p>
-      <w:r>
-        <w:br w:type="page"/>
+      <w:pPr>
+        <w:pStyle w:val="BodyText"/>
+      </w:pPr>
+      <w:r>
+        <w:t xml:space="preserve">________________________________________________________________________</w:t>
       </w:r>
     </w:p>
     <w:p>
@@ -1108,10 +1135,8 @@
         <w:tblLook w:firstRow="1"/>
       </w:tblPr>
       <w:tblGrid>
-        <w:gridCol w:w="1980"/>
-        <w:gridCol w:w="1980"/>
-        <w:gridCol w:w="1980"/>
-        <w:gridCol w:w="1980"/>
+        <w:gridCol w:w="3960"/>
+        <w:gridCol w:w="3960"/>
       </w:tblGrid>
       <w:tr>
         <w:trPr>
@@ -1131,40 +1156,6 @@
             </w:pPr>
             <w:r>
               <w:t xml:space="preserve">English</w:t>
-            </w:r>
-          </w:p>
-        </w:tc>
-        <w:tc>
-          <w:tcPr>
-            <w:tcBorders>
-              <w:bottom w:val="single"/>
-            </w:tcBorders>
-            <w:vAlign w:val="bottom"/>
-          </w:tcPr>
-          <w:p>
-            <w:pPr>
-              <w:pStyle w:val="Compact"/>
-              <w:jc w:val="left"/>
-            </w:pPr>
-            <w:r>
-              <w:t xml:space="preserve">Turkish</w:t>
-            </w:r>
-          </w:p>
-        </w:tc>
-        <w:tc>
-          <w:tcPr>
-            <w:tcBorders>
-              <w:bottom w:val="single"/>
-            </w:tcBorders>
-            <w:vAlign w:val="bottom"/>
-          </w:tcPr>
-          <w:p>
-            <w:pPr>
-              <w:pStyle w:val="Compact"/>
-              <w:jc w:val="left"/>
-            </w:pPr>
-            <w:r>
-              <w:t xml:space="preserve">Portuguese</w:t>
             </w:r>
           </w:p>
         </w:tc>
@@ -1225,18 +1216,7 @@
               <w:jc w:val="left"/>
             </w:pPr>
             <w:r>
-              <w:t xml:space="preserve">Her şey ___ bekliyor, bu yüzden ___. dakikada başlıyor.</w:t>
-            </w:r>
-          </w:p>
-        </w:tc>
-        <w:tc>
-          <w:p>
-            <w:pPr>
-              <w:pStyle w:val="Compact"/>
-              <w:jc w:val="left"/>
-            </w:pPr>
-            <w:r>
-              <w:t xml:space="preserve">Tudo depende de</w:t>
+              <w:t xml:space="preserve">Todo depende de</w:t>
             </w:r>
             <w:r>
               <w:t xml:space="preserve"> </w:t>
@@ -1246,7 +1226,7 @@
                 <w:i/>
                 <w:b/>
               </w:rPr>
-              <w:t xml:space="preserve">, então começa no minuto</w:t>
+              <w:t xml:space="preserve">, así que empieza en el minuto</w:t>
             </w:r>
             <w:r>
               <w:rPr>
@@ -1260,37 +1240,6 @@
             </w:r>
           </w:p>
         </w:tc>
-        <w:tc>
-          <w:p>
-            <w:pPr>
-              <w:pStyle w:val="Compact"/>
-              <w:jc w:val="left"/>
-            </w:pPr>
-            <w:r>
-              <w:t xml:space="preserve">Todo depende de</w:t>
-            </w:r>
-            <w:r>
-              <w:t xml:space="preserve"> </w:t>
-            </w:r>
-            <w:r>
-              <w:rPr>
-                <w:i/>
-                <w:b/>
-              </w:rPr>
-              <w:t xml:space="preserve">, así que empieza en el minuto</w:t>
-            </w:r>
-            <w:r>
-              <w:rPr>
-                <w:i/>
-                <w:b/>
-              </w:rPr>
-              <w:t xml:space="preserve"> </w:t>
-            </w:r>
-            <w:r>
-              <w:t xml:space="preserve">.</w:t>
-            </w:r>
-          </w:p>
-        </w:tc>
       </w:tr>
       <w:tr>
         <w:tc>
@@ -1311,28 +1260,6 @@
               <w:jc w:val="left"/>
             </w:pPr>
             <w:r>
-              <w:t xml:space="preserve">Bu bölümdeki görevim ___.</w:t>
-            </w:r>
-          </w:p>
-        </w:tc>
-        <w:tc>
-          <w:p>
-            <w:pPr>
-              <w:pStyle w:val="Compact"/>
-              <w:jc w:val="left"/>
-            </w:pPr>
-            <w:r>
-              <w:t xml:space="preserve">Meu trabalho neste bloco é ___.</w:t>
-            </w:r>
-          </w:p>
-        </w:tc>
-        <w:tc>
-          <w:p>
-            <w:pPr>
-              <w:pStyle w:val="Compact"/>
-              <w:jc w:val="left"/>
-            </w:pPr>
-            <w:r>
               <w:t xml:space="preserve">Mi trabajo en este bloque es ___.</w:t>
             </w:r>
           </w:p>
@@ -1347,28 +1274,6 @@
             </w:pPr>
             <w:r>
               <w:t xml:space="preserve">If it is late, we will ___ instead.</w:t>
-            </w:r>
-          </w:p>
-        </w:tc>
-        <w:tc>
-          <w:p>
-            <w:pPr>
-              <w:pStyle w:val="Compact"/>
-              <w:jc w:val="left"/>
-            </w:pPr>
-            <w:r>
-              <w:t xml:space="preserve">Gecikirse, onun yerine ___ yapacağız.</w:t>
-            </w:r>
-          </w:p>
-        </w:tc>
-        <w:tc>
-          <w:p>
-            <w:pPr>
-              <w:pStyle w:val="Compact"/>
-              <w:jc w:val="left"/>
-            </w:pPr>
-            <w:r>
-              <w:t xml:space="preserve">Se atrasar, vamos ___ em vez disso.</w:t>
             </w:r>
           </w:p>
         </w:tc>
@@ -1828,48 +1733,111 @@
       </w:r>
     </w:p>
     <w:p>
-      <w:r>
-        <w:br w:type="page"/>
-      </w:r>
-    </w:p>
-    <w:p>
-      <w:r>
-        <w:br w:type="page"/>
-      </w:r>
-    </w:p>
-    <w:p>
-      <w:r>
-        <w:br w:type="page"/>
-      </w:r>
-    </w:p>
-    <w:p>
-      <w:r>
-        <w:br w:type="page"/>
-      </w:r>
-    </w:p>
-    <w:p>
-      <w:r>
-        <w:br w:type="page"/>
-      </w:r>
-    </w:p>
-    <w:p>
-      <w:r>
-        <w:br w:type="page"/>
-      </w:r>
-    </w:p>
-    <w:p>
-      <w:r>
-        <w:br w:type="page"/>
-      </w:r>
-    </w:p>
-    <w:p>
-      <w:r>
-        <w:br w:type="page"/>
-      </w:r>
-    </w:p>
-    <w:p>
-      <w:r>
-        <w:br w:type="page"/>
+      <w:pPr>
+        <w:numPr>
+          <w:ilvl w:val="0"/>
+          <w:numId w:val="1004"/>
+        </w:numPr>
+        <w:pStyle w:val="Compact"/>
+      </w:pPr>
+      <w:r>
+        <w:t xml:space="preserve">________________________________________________________</w:t>
+      </w:r>
+    </w:p>
+    <w:p>
+      <w:pPr>
+        <w:numPr>
+          <w:ilvl w:val="0"/>
+          <w:numId w:val="1004"/>
+        </w:numPr>
+        <w:pStyle w:val="Compact"/>
+      </w:pPr>
+      <w:r>
+        <w:t xml:space="preserve">________________________________________________________</w:t>
+      </w:r>
+    </w:p>
+    <w:p>
+      <w:pPr>
+        <w:numPr>
+          <w:ilvl w:val="0"/>
+          <w:numId w:val="1004"/>
+        </w:numPr>
+        <w:pStyle w:val="Compact"/>
+      </w:pPr>
+      <w:r>
+        <w:t xml:space="preserve">________________________________________________________</w:t>
+      </w:r>
+    </w:p>
+    <w:p>
+      <w:pPr>
+        <w:numPr>
+          <w:ilvl w:val="0"/>
+          <w:numId w:val="1004"/>
+        </w:numPr>
+        <w:pStyle w:val="Compact"/>
+      </w:pPr>
+      <w:r>
+        <w:t xml:space="preserve">________________________________________________________</w:t>
+      </w:r>
+    </w:p>
+    <w:p>
+      <w:pPr>
+        <w:numPr>
+          <w:ilvl w:val="0"/>
+          <w:numId w:val="1004"/>
+        </w:numPr>
+        <w:pStyle w:val="Compact"/>
+      </w:pPr>
+      <w:r>
+        <w:t xml:space="preserve">________________________________________________________</w:t>
+      </w:r>
+    </w:p>
+    <w:p>
+      <w:pPr>
+        <w:numPr>
+          <w:ilvl w:val="0"/>
+          <w:numId w:val="1004"/>
+        </w:numPr>
+        <w:pStyle w:val="Compact"/>
+      </w:pPr>
+      <w:r>
+        <w:t xml:space="preserve">________________________________________________________</w:t>
+      </w:r>
+    </w:p>
+    <w:p>
+      <w:pPr>
+        <w:numPr>
+          <w:ilvl w:val="0"/>
+          <w:numId w:val="1004"/>
+        </w:numPr>
+        <w:pStyle w:val="Compact"/>
+      </w:pPr>
+      <w:r>
+        <w:t xml:space="preserve">________________________________________________________</w:t>
+      </w:r>
+    </w:p>
+    <w:p>
+      <w:pPr>
+        <w:numPr>
+          <w:ilvl w:val="0"/>
+          <w:numId w:val="1004"/>
+        </w:numPr>
+        <w:pStyle w:val="Compact"/>
+      </w:pPr>
+      <w:r>
+        <w:t xml:space="preserve">________________________________________________________</w:t>
+      </w:r>
+    </w:p>
+    <w:p>
+      <w:pPr>
+        <w:numPr>
+          <w:ilvl w:val="0"/>
+          <w:numId w:val="1004"/>
+        </w:numPr>
+        <w:pStyle w:val="Compact"/>
+      </w:pPr>
+      <w:r>
+        <w:t xml:space="preserve">________________________________________________________</w:t>
       </w:r>
     </w:p>
     <w:p>
@@ -1900,18 +1868,39 @@
       <w:bookmarkEnd w:id="29"/>
     </w:p>
     <w:p>
-      <w:r>
-        <w:br w:type="page"/>
-      </w:r>
-    </w:p>
-    <w:p>
-      <w:r>
-        <w:br w:type="page"/>
-      </w:r>
-    </w:p>
-    <w:p>
-      <w:r>
-        <w:br w:type="page"/>
+      <w:pPr>
+        <w:numPr>
+          <w:ilvl w:val="0"/>
+          <w:numId w:val="1005"/>
+        </w:numPr>
+        <w:pStyle w:val="Compact"/>
+      </w:pPr>
+      <w:r>
+        <w:t xml:space="preserve">________________________________________________________</w:t>
+      </w:r>
+    </w:p>
+    <w:p>
+      <w:pPr>
+        <w:numPr>
+          <w:ilvl w:val="0"/>
+          <w:numId w:val="1005"/>
+        </w:numPr>
+        <w:pStyle w:val="Compact"/>
+      </w:pPr>
+      <w:r>
+        <w:t xml:space="preserve">________________________________________________________</w:t>
+      </w:r>
+    </w:p>
+    <w:p>
+      <w:pPr>
+        <w:numPr>
+          <w:ilvl w:val="0"/>
+          <w:numId w:val="1005"/>
+        </w:numPr>
+        <w:pStyle w:val="Compact"/>
+      </w:pPr>
+      <w:r>
+        <w:t xml:space="preserve">________________________________________________________</w:t>
       </w:r>
     </w:p>
     <w:p>
@@ -2368,8 +2357,11 @@
       </w:r>
     </w:p>
     <w:p>
-      <w:r>
-        <w:br w:type="page"/>
+      <w:pPr>
+        <w:pStyle w:val="BodyText"/>
+      </w:pPr>
+      <w:r>
+        <w:t xml:space="preserve">________________________________________________________________________</w:t>
       </w:r>
     </w:p>
     <w:p>
@@ -2906,11 +2898,9 @@
         <w:tblLook w:firstRow="1"/>
       </w:tblPr>
       <w:tblGrid>
-        <w:gridCol w:w="1584"/>
-        <w:gridCol w:w="1584"/>
-        <w:gridCol w:w="1584"/>
-        <w:gridCol w:w="1584"/>
-        <w:gridCol w:w="1584"/>
+        <w:gridCol w:w="2640"/>
+        <w:gridCol w:w="2640"/>
+        <w:gridCol w:w="2640"/>
       </w:tblGrid>
       <w:tr>
         <w:trPr>
@@ -2963,40 +2953,6 @@
               <w:jc w:val="left"/>
             </w:pPr>
             <w:r>
-              <w:t xml:space="preserve">Turkish</w:t>
-            </w:r>
-          </w:p>
-        </w:tc>
-        <w:tc>
-          <w:tcPr>
-            <w:tcBorders>
-              <w:bottom w:val="single"/>
-            </w:tcBorders>
-            <w:vAlign w:val="bottom"/>
-          </w:tcPr>
-          <w:p>
-            <w:pPr>
-              <w:pStyle w:val="Compact"/>
-              <w:jc w:val="left"/>
-            </w:pPr>
-            <w:r>
-              <w:t xml:space="preserve">Portuguese</w:t>
-            </w:r>
-          </w:p>
-        </w:tc>
-        <w:tc>
-          <w:tcPr>
-            <w:tcBorders>
-              <w:bottom w:val="single"/>
-            </w:tcBorders>
-            <w:vAlign w:val="bottom"/>
-          </w:tcPr>
-          <w:p>
-            <w:pPr>
-              <w:pStyle w:val="Compact"/>
-              <w:jc w:val="left"/>
-            </w:pPr>
-            <w:r>
               <w:t xml:space="preserve">Spanish</w:t>
             </w:r>
           </w:p>
@@ -3032,28 +2988,6 @@
               <w:jc w:val="left"/>
             </w:pPr>
             <w:r>
-              <w:t xml:space="preserve">Ocak ve tencere ÇOK SICAK olacak. Ocağa veya tencerenin kenarlarına dokunma.</w:t>
-            </w:r>
-          </w:p>
-        </w:tc>
-        <w:tc>
-          <w:p>
-            <w:pPr>
-              <w:pStyle w:val="Compact"/>
-              <w:jc w:val="left"/>
-            </w:pPr>
-            <w:r>
-              <w:t xml:space="preserve">O fogão e a panela ficarão MUITO QUENTES. Não toque no queimador nem nas laterais da panela.</w:t>
-            </w:r>
-          </w:p>
-        </w:tc>
-        <w:tc>
-          <w:p>
-            <w:pPr>
-              <w:pStyle w:val="Compact"/>
-              <w:jc w:val="left"/>
-            </w:pPr>
-            <w:r>
               <w:t xml:space="preserve">La estufa y la olla estarán MUY CALIENTES. No toques el quemador ni los lados de la olla.</w:t>
             </w:r>
           </w:p>
@@ -3089,28 +3023,6 @@
               <w:jc w:val="left"/>
             </w:pPr>
             <w:r>
-              <w:t xml:space="preserve">Kaynayan suyun buharı seni yakabilir. Yüzünü ve ellerini tencerenin üstünden uzak tut.</w:t>
-            </w:r>
-          </w:p>
-        </w:tc>
-        <w:tc>
-          <w:p>
-            <w:pPr>
-              <w:pStyle w:val="Compact"/>
-              <w:jc w:val="left"/>
-            </w:pPr>
-            <w:r>
-              <w:t xml:space="preserve">O vapor da água fervendo pode queimar. Mantenha o rosto e as mãos longe da boca da panela.</w:t>
-            </w:r>
-          </w:p>
-        </w:tc>
-        <w:tc>
-          <w:p>
-            <w:pPr>
-              <w:pStyle w:val="Compact"/>
-              <w:jc w:val="left"/>
-            </w:pPr>
-            <w:r>
               <w:t xml:space="preserve">El vapor del agua hirviendo puede quemarte. Mantén la cara y las manos lejos de la boca de la olla.</w:t>
             </w:r>
           </w:p>
@@ -3146,28 +3058,6 @@
               <w:jc w:val="left"/>
             </w:pPr>
             <w:r>
-              <w:t xml:space="preserve">Sıcak bir şeye dokunurken her zaman fırın eldiveni kullan. Asla çıplak elle dokunma.</w:t>
-            </w:r>
-          </w:p>
-        </w:tc>
-        <w:tc>
-          <w:p>
-            <w:pPr>
-              <w:pStyle w:val="Compact"/>
-              <w:jc w:val="left"/>
-            </w:pPr>
-            <w:r>
-              <w:t xml:space="preserve">Sempre use luvas de forno ao tocar em algo quente. Nunca com as mãos nuas.</w:t>
-            </w:r>
-          </w:p>
-        </w:tc>
-        <w:tc>
-          <w:p>
-            <w:pPr>
-              <w:pStyle w:val="Compact"/>
-              <w:jc w:val="left"/>
-            </w:pPr>
-            <w:r>
               <w:t xml:space="preserve">Usa siempre guantes de horno al tocar algo caliente. Nunca con las manos desnudas.</w:t>
             </w:r>
           </w:p>
@@ -3203,28 +3093,6 @@
               <w:jc w:val="left"/>
             </w:pPr>
             <w:r>
-              <w:t xml:space="preserve">Fırın kapağını ASLA kendin açma. Öğretmenine sor.</w:t>
-            </w:r>
-          </w:p>
-        </w:tc>
-        <w:tc>
-          <w:p>
-            <w:pPr>
-              <w:pStyle w:val="Compact"/>
-              <w:jc w:val="left"/>
-            </w:pPr>
-            <w:r>
-              <w:t xml:space="preserve">NUNCA abra a porta do forno sozinho. Peça ao professor.</w:t>
-            </w:r>
-          </w:p>
-        </w:tc>
-        <w:tc>
-          <w:p>
-            <w:pPr>
-              <w:pStyle w:val="Compact"/>
-              <w:jc w:val="left"/>
-            </w:pPr>
-            <w:r>
               <w:t xml:space="preserve">NUNCA abras la puerta del horno tú mismo. Pide al maestro.</w:t>
             </w:r>
           </w:p>
@@ -3260,28 +3128,6 @@
               <w:jc w:val="left"/>
             </w:pPr>
             <w:r>
-              <w:t xml:space="preserve">Tencereyi öğretmen süzer. Geri çekil; buhar çok sıcak.</w:t>
-            </w:r>
-          </w:p>
-        </w:tc>
-        <w:tc>
-          <w:p>
-            <w:pPr>
-              <w:pStyle w:val="Compact"/>
-              <w:jc w:val="left"/>
-            </w:pPr>
-            <w:r>
-              <w:t xml:space="preserve">O professor escorre a panela. Afaste-se; o vapor é muito quente.</w:t>
-            </w:r>
-          </w:p>
-        </w:tc>
-        <w:tc>
-          <w:p>
-            <w:pPr>
-              <w:pStyle w:val="Compact"/>
-              <w:jc w:val="left"/>
-            </w:pPr>
-            <w:r>
               <w:t xml:space="preserve">El maestro cuela la olla. Hazte atrás; el vapor está muy caliente.</w:t>
             </w:r>
           </w:p>
@@ -3317,28 +3163,6 @@
               <w:jc w:val="left"/>
             </w:pPr>
             <w:r>
-              <w:t xml:space="preserve">Ocak bölgesinin yakınında koşma, yürü.</w:t>
-            </w:r>
-          </w:p>
-        </w:tc>
-        <w:tc>
-          <w:p>
-            <w:pPr>
-              <w:pStyle w:val="Compact"/>
-              <w:jc w:val="left"/>
-            </w:pPr>
-            <w:r>
-              <w:t xml:space="preserve">Ande, não corra, perto do fogão.</w:t>
-            </w:r>
-          </w:p>
-        </w:tc>
-        <w:tc>
-          <w:p>
-            <w:pPr>
-              <w:pStyle w:val="Compact"/>
-              <w:jc w:val="left"/>
-            </w:pPr>
-            <w:r>
               <w:t xml:space="preserve">Camina, no corras, cerca de la estufa.</w:t>
             </w:r>
           </w:p>
@@ -3374,28 +3198,6 @@
               <w:jc w:val="left"/>
             </w:pPr>
             <w:r>
-              <w:t xml:space="preserve">Yüzüne veya saçına dokunursan ellerini tekrar yıka.</w:t>
-            </w:r>
-          </w:p>
-        </w:tc>
-        <w:tc>
-          <w:p>
-            <w:pPr>
-              <w:pStyle w:val="Compact"/>
-              <w:jc w:val="left"/>
-            </w:pPr>
-            <w:r>
-              <w:t xml:space="preserve">Lave as mãos de novo se tocar no rosto ou no cabelo.</w:t>
-            </w:r>
-          </w:p>
-        </w:tc>
-        <w:tc>
-          <w:p>
-            <w:pPr>
-              <w:pStyle w:val="Compact"/>
-              <w:jc w:val="left"/>
-            </w:pPr>
-            <w:r>
               <w:t xml:space="preserve">Lávate las manos otra vez si te tocas la cara o el pelo.</w:t>
             </w:r>
           </w:p>
@@ -3431,28 +3233,6 @@
               <w:jc w:val="left"/>
             </w:pPr>
             <w:r>
-              <w:t xml:space="preserve">Öğretmen tamam demeden hiçbir şeyi tatma.</w:t>
-            </w:r>
-          </w:p>
-        </w:tc>
-        <w:tc>
-          <w:p>
-            <w:pPr>
-              <w:pStyle w:val="Compact"/>
-              <w:jc w:val="left"/>
-            </w:pPr>
-            <w:r>
-              <w:t xml:space="preserve">Não prove nada até o professor dizer que pode.</w:t>
-            </w:r>
-          </w:p>
-        </w:tc>
-        <w:tc>
-          <w:p>
-            <w:pPr>
-              <w:pStyle w:val="Compact"/>
-              <w:jc w:val="left"/>
-            </w:pPr>
-            <w:r>
               <w:t xml:space="preserve">No pruebes nada hasta que el maestro diga que está bien.</w:t>
             </w:r>
           </w:p>
@@ -3488,28 +3268,6 @@
               <w:jc w:val="left"/>
             </w:pPr>
             <w:r>
-              <w:t xml:space="preserve">Sadece tereyağı bıçağı ve mutfak makası. Başka bıçak asla yok.</w:t>
-            </w:r>
-          </w:p>
-        </w:tc>
-        <w:tc>
-          <w:p>
-            <w:pPr>
-              <w:pStyle w:val="Compact"/>
-              <w:jc w:val="left"/>
-            </w:pPr>
-            <w:r>
-              <w:t xml:space="preserve">Só faca de manteiga e tesoura de cozinha. Nenhuma outra faca, nunca.</w:t>
-            </w:r>
-          </w:p>
-        </w:tc>
-        <w:tc>
-          <w:p>
-            <w:pPr>
-              <w:pStyle w:val="Compact"/>
-              <w:jc w:val="left"/>
-            </w:pPr>
-            <w:r>
               <w:t xml:space="preserve">Solo cuchillos de mantequilla y tijeras de cocina. Ningún otro cuchillo, nunca.</w:t>
             </w:r>
           </w:p>
@@ -3545,28 +3303,6 @@
               <w:jc w:val="left"/>
             </w:pPr>
             <w:r>
-              <w:t xml:space="preserve">Kimsenin gıda alerjisi varsa başlamadan önce öğretmene söyle.</w:t>
-            </w:r>
-          </w:p>
-        </w:tc>
-        <w:tc>
-          <w:p>
-            <w:pPr>
-              <w:pStyle w:val="Compact"/>
-              <w:jc w:val="left"/>
-            </w:pPr>
-            <w:r>
-              <w:t xml:space="preserve">Se alguém tiver alergia alimentar, avise o professor antes de começar.</w:t>
-            </w:r>
-          </w:p>
-        </w:tc>
-        <w:tc>
-          <w:p>
-            <w:pPr>
-              <w:pStyle w:val="Compact"/>
-              <w:jc w:val="left"/>
-            </w:pPr>
-            <w:r>
               <w:t xml:space="preserve">Si alguien tiene alergia a un alimento, dile al maestro antes de empezar.</w:t>
             </w:r>
           </w:p>
@@ -3602,28 +3338,6 @@
               <w:jc w:val="left"/>
             </w:pPr>
             <w:r>
-              <w:t xml:space="preserve">İş ilerledikçe temizle. Islak zemin düşme demektir.</w:t>
-            </w:r>
-          </w:p>
-        </w:tc>
-        <w:tc>
-          <w:p>
-            <w:pPr>
-              <w:pStyle w:val="Compact"/>
-              <w:jc w:val="left"/>
-            </w:pPr>
-            <w:r>
-              <w:t xml:space="preserve">Limpe enquanto trabalha. Um chão molhado é uma queda.</w:t>
-            </w:r>
-          </w:p>
-        </w:tc>
-        <w:tc>
-          <w:p>
-            <w:pPr>
-              <w:pStyle w:val="Compact"/>
-              <w:jc w:val="left"/>
-            </w:pPr>
-            <w:r>
               <w:t xml:space="preserve">Limpia mientras trabajas. Un piso mojado es una caída.</w:t>
             </w:r>
           </w:p>
@@ -3649,28 +3363,6 @@
             </w:pPr>
             <w:r>
               <w:t xml:space="preserve">Reheated meat goes to 165 degrees F. The teacher checks it with the thermometer.</w:t>
-            </w:r>
-          </w:p>
-        </w:tc>
-        <w:tc>
-          <w:p>
-            <w:pPr>
-              <w:pStyle w:val="Compact"/>
-              <w:jc w:val="left"/>
-            </w:pPr>
-            <w:r>
-              <w:t xml:space="preserve">Isıtılan et 165 dereceye (F) gelir. Öğretmen termometreyle kontrol eder.</w:t>
-            </w:r>
-          </w:p>
-        </w:tc>
-        <w:tc>
-          <w:p>
-            <w:pPr>
-              <w:pStyle w:val="Compact"/>
-              <w:jc w:val="left"/>
-            </w:pPr>
-            <w:r>
-              <w:t xml:space="preserve">Carne reaquecida vai a 165 graus F. O professor verifica com o termômetro.</w:t>
             </w:r>
           </w:p>
         </w:tc>

--- a/downloads/handouts/Unit 06/Handout 06.14 - Flowchart Builder and Station Card Template.docx
+++ b/downloads/handouts/Unit 06/Handout 06.14 - Flowchart Builder and Station Card Template.docx
@@ -6,9 +6,9 @@
       <w:pPr>
         <w:pStyle w:val="Heading1"/>
       </w:pPr>
-      <w:bookmarkStart w:id="20" w:name="X1bc3926547eacbfcb6511e9a725fffd7c8b8f9c"/>
-      <w:r>
-        <w:t xml:space="preserve">Handout 06.14: Flowchart Builder and Station Card Template</w:t>
+      <w:bookmarkStart w:id="20" w:name="X95849a1510fa78525555e063d63896c314d2630"/>
+      <w:r>
+        <w:t xml:space="preserve">Handout 6.14: Flowchart Builder and Station Card Template</w:t>
       </w:r>
       <w:bookmarkEnd w:id="20"/>
     </w:p>

--- a/downloads/handouts/Unit 06/Handout 06.14 - Flowchart Builder and Station Card Template.docx
+++ b/downloads/handouts/Unit 06/Handout 06.14 - Flowchart Builder and Station Card Template.docx
@@ -58,6 +58,12 @@
           <w:b/>
         </w:rPr>
         <w:t xml:space="preserve">Every block has something for every person. Nobody has a blank block.</w:t>
+      </w:r>
+      <w:r>
+        <w:t xml:space="preserve"> </w:t>
+      </w:r>
+      <w:r>
+        <w:t xml:space="preserve">(A flowchart is your plan, written minute by minute.)</w:t>
       </w:r>
     </w:p>
     <w:p>
@@ -715,7 +721,7 @@
         <w:t xml:space="preserve">draining a pot</w:t>
       </w:r>
       <w:r>
-        <w:t xml:space="preserve">. Write the minute you will call the teacher, and write it in a different color so the teacher can read it across all four stations.</w:t>
+        <w:t xml:space="preserve">. Write the minute you will call the teacher. Write it in a different color, so the teacher can read it across all four stations.</w:t>
       </w:r>
     </w:p>
     <w:p>
@@ -794,7 +800,7 @@
         <w:pStyle w:val="FirstParagraph"/>
       </w:pPr>
       <w:r>
-        <w:t xml:space="preserve">Come back to this chart with a third color and write the</w:t>
+        <w:t xml:space="preserve">Come back to this chart with a third color. Write the</w:t>
       </w:r>
       <w:r>
         <w:t xml:space="preserve"> </w:t>
@@ -809,7 +815,7 @@
         <w:t xml:space="preserve"> </w:t>
       </w:r>
       <w:r>
-        <w:t xml:space="preserve">time next to the planned time in every block. That is the evidence for your reflection in Lesson 6.17 and for Rubric 06 criterion 5.</w:t>
+        <w:t xml:space="preserve">time next to the planned time in every block. That is your evidence for the reflection in Lesson 6.17 and for Rubric 06 criterion 5.</w:t>
       </w:r>
     </w:p>
     <w:p>
@@ -889,7 +895,7 @@
         <w:pStyle w:val="BodyText"/>
       </w:pPr>
       <w:r>
-        <w:t xml:space="preserve">________________________________________________________________________</w:t>
+        <w:t xml:space="preserve">Line 1: ________________________________________________________________________</w:t>
       </w:r>
     </w:p>
     <w:p>
@@ -1054,7 +1060,7 @@
         <w:t xml:space="preserve"> </w:t>
       </w:r>
       <w:r>
-        <w:t xml:space="preserve">does not count.)</w:t>
+        <w:t xml:space="preserve">does not count. Slide 9 has the three legal kinds.)</w:t>
       </w:r>
     </w:p>
     <w:p>
@@ -1115,7 +1121,7 @@
         <w:pStyle w:val="BodyText"/>
       </w:pPr>
       <w:r>
-        <w:t xml:space="preserve">________________________________________________________________________</w:t>
+        <w:t xml:space="preserve">Line 1: ________________________________________________________________________</w:t>
       </w:r>
     </w:p>
     <w:p>
@@ -1859,6 +1865,23 @@
     </w:p>
     <w:p>
       <w:pPr>
+        <w:pStyle w:val="BodyText"/>
+      </w:pPr>
+      <w:r>
+        <w:rPr>
+          <w:b/>
+        </w:rPr>
+        <w:t xml:space="preserve">Stretch, for Exceeds on Rubric 06:</w:t>
+      </w:r>
+      <w:r>
+        <w:t xml:space="preserve"> </w:t>
+      </w:r>
+      <w:r>
+        <w:t xml:space="preserve">pick two steps. Next to each one, write what to do if that step goes wrong.</w:t>
+      </w:r>
+    </w:p>
+    <w:p>
+      <w:pPr>
         <w:pStyle w:val="Heading2"/>
       </w:pPr>
       <w:bookmarkStart w:id="29" w:name="X0a760e56faf28dbdf160fdb526b4063d413c918"/>
@@ -1928,9 +1951,9 @@
       <w:pPr>
         <w:pStyle w:val="Heading2"/>
       </w:pPr>
-      <w:bookmarkStart w:id="30" w:name="X210de1e5a3307ef0caa0ccbfe28b6576b89387b"/>
-      <w:r>
-        <w:t xml:space="preserve">5. WHAT DOES DONE LOOK LIKE? (four checks, and each one has to be something you can see)</w:t>
+      <w:bookmarkStart w:id="30" w:name="X0ce4092916d3133b2a548ec92d9d711543de0a0"/>
+      <w:r>
+        <w:t xml:space="preserve">5. WHAT DOES DONE LOOK LIKE? (four checks, and each one has to be something you can see with your eyes)</w:t>
       </w:r>
       <w:bookmarkEnd w:id="30"/>
     </w:p>
@@ -2361,7 +2384,7 @@
         <w:pStyle w:val="BodyText"/>
       </w:pPr>
       <w:r>
-        <w:t xml:space="preserve">________________________________________________________________________</w:t>
+        <w:t xml:space="preserve">Line 1: ________________________________________________________________________</w:t>
       </w:r>
     </w:p>
     <w:p>
@@ -2403,7 +2426,7 @@
         <w:pStyle w:val="FirstParagraph"/>
       </w:pPr>
       <w:r>
-        <w:t xml:space="preserve">Draw the step in the box. Write one or two words under it. The symbols across the top tell you what kind of block it is.</w:t>
+        <w:t xml:space="preserve">Draw the step in the box. Write one or two words under it. The symbol next to each block tells you what kind of block it is.</w:t>
       </w:r>
     </w:p>
     <w:tbl>
